--- a/tillsyn/Tutvikskogens naturreservat tillsynsbegäran.docx
+++ b/tillsyn/Tutvikskogens naturreservat tillsynsbegäran.docx
@@ -12,7 +12,7 @@
     </w:p>
     <w:p>
       <w:r>
-        <w:t>Denna tillsynsbegäran behandlar höga naturvärden i avverkningsanmälan Tutvikskogens naturreservat i Haninge kommun som inkom 2026-07-15 och omfattar 194,2 ha.</w:t>
+        <w:t>Denna tillsynsbegäran behandlar höga naturvärden i avverkningsanmälan Tutvikskogens naturreservat i Haninge kommun som inkom 2026-07-16 och omfattar 194,2 ha.</w:t>
       </w:r>
     </w:p>
     <w:p>
@@ -2388,7 +2388,7 @@
     <w:r>
       <w:tab/>
       <w:tab/>
-      <w:t>2026-07-15</w:t>
+      <w:t>2026-07-16</w:t>
       <w:br/>
       <w:br/>
     </w:r>

--- a/tillsyn/Tutvikskogens naturreservat tillsynsbegäran.docx
+++ b/tillsyn/Tutvikskogens naturreservat tillsynsbegäran.docx
@@ -12,7 +12,7 @@
     </w:p>
     <w:p>
       <w:r>
-        <w:t>Denna tillsynsbegäran behandlar höga naturvärden i avverkningsanmälan Tutvikskogens naturreservat i Haninge kommun som inkom 2026-07-16 och omfattar 194,2 ha.</w:t>
+        <w:t>Denna tillsynsbegäran behandlar höga naturvärden i avverkningsanmälan Tutvikskogens naturreservat i Haninge kommun som inkom 2026-07-17 och omfattar 194,2 ha.</w:t>
       </w:r>
     </w:p>
     <w:p>
@@ -2388,7 +2388,7 @@
     <w:r>
       <w:tab/>
       <w:tab/>
-      <w:t>2026-07-16</w:t>
+      <w:t>2026-07-17</w:t>
       <w:br/>
       <w:br/>
     </w:r>

--- a/tillsyn/Tutvikskogens naturreservat tillsynsbegäran.docx
+++ b/tillsyn/Tutvikskogens naturreservat tillsynsbegäran.docx
@@ -12,7 +12,7 @@
     </w:p>
     <w:p>
       <w:r>
-        <w:t>Denna tillsynsbegäran behandlar höga naturvärden i avverkningsanmälan Tutvikskogens naturreservat i Haninge kommun som inkom 2026-07-17 och omfattar 194,2 ha.</w:t>
+        <w:t>Denna tillsynsbegäran behandlar höga naturvärden i avverkningsanmälan Tutvikskogens naturreservat i Haninge kommun som inkom 2026-07-18 och omfattar 194,2 ha.</w:t>
       </w:r>
     </w:p>
     <w:p>
@@ -2388,7 +2388,7 @@
     <w:r>
       <w:tab/>
       <w:tab/>
-      <w:t>2026-07-17</w:t>
+      <w:t>2026-07-18</w:t>
       <w:br/>
       <w:br/>
     </w:r>

--- a/tillsyn/Tutvikskogens naturreservat tillsynsbegäran.docx
+++ b/tillsyn/Tutvikskogens naturreservat tillsynsbegäran.docx
@@ -12,7 +12,7 @@
     </w:p>
     <w:p>
       <w:r>
-        <w:t>Denna tillsynsbegäran behandlar höga naturvärden i avverkningsanmälan Tutvikskogens naturreservat i Haninge kommun som inkom 2026-07-18 och omfattar 194,2 ha.</w:t>
+        <w:t>Denna tillsynsbegäran behandlar höga naturvärden i avverkningsanmälan Tutvikskogens naturreservat i Haninge kommun som inkom 2026-07-19 och omfattar 194,2 ha.</w:t>
       </w:r>
     </w:p>
     <w:p>
@@ -2388,7 +2388,7 @@
     <w:r>
       <w:tab/>
       <w:tab/>
-      <w:t>2026-07-18</w:t>
+      <w:t>2026-07-19</w:t>
       <w:br/>
       <w:br/>
     </w:r>

--- a/tillsyn/Tutvikskogens naturreservat tillsynsbegäran.docx
+++ b/tillsyn/Tutvikskogens naturreservat tillsynsbegäran.docx
@@ -12,7 +12,7 @@
     </w:p>
     <w:p>
       <w:r>
-        <w:t>Denna tillsynsbegäran behandlar höga naturvärden i avverkningsanmälan Tutvikskogens naturreservat i Haninge kommun som inkom 2026-07-19 och omfattar 194,2 ha.</w:t>
+        <w:t>Denna tillsynsbegäran behandlar höga naturvärden i avverkningsanmälan Tutvikskogens naturreservat i Haninge kommun som inkom 2026-07-20 och omfattar 194,2 ha.</w:t>
       </w:r>
     </w:p>
     <w:p>
@@ -2388,7 +2388,7 @@
     <w:r>
       <w:tab/>
       <w:tab/>
-      <w:t>2026-07-19</w:t>
+      <w:t>2026-07-20</w:t>
       <w:br/>
       <w:br/>
     </w:r>

--- a/tillsyn/Tutvikskogens naturreservat tillsynsbegäran.docx
+++ b/tillsyn/Tutvikskogens naturreservat tillsynsbegäran.docx
@@ -12,7 +12,7 @@
     </w:p>
     <w:p>
       <w:r>
-        <w:t>Denna tillsynsbegäran behandlar höga naturvärden i avverkningsanmälan Tutvikskogens naturreservat i Haninge kommun som inkom 2026-07-20 och omfattar 194,2 ha.</w:t>
+        <w:t>Denna tillsynsbegäran behandlar höga naturvärden i avverkningsanmälan Tutvikskogens naturreservat i Haninge kommun som inkom 2026-07-21 och omfattar 194,2 ha.</w:t>
       </w:r>
     </w:p>
     <w:p>
@@ -2388,7 +2388,7 @@
     <w:r>
       <w:tab/>
       <w:tab/>
-      <w:t>2026-07-20</w:t>
+      <w:t>2026-07-21</w:t>
       <w:br/>
       <w:br/>
     </w:r>

--- a/tillsyn/Tutvikskogens naturreservat tillsynsbegäran.docx
+++ b/tillsyn/Tutvikskogens naturreservat tillsynsbegäran.docx
@@ -12,7 +12,7 @@
     </w:p>
     <w:p>
       <w:r>
-        <w:t>Denna tillsynsbegäran behandlar höga naturvärden i avverkningsanmälan Tutvikskogens naturreservat i Haninge kommun som inkom 2026-07-21 och omfattar 194,2 ha.</w:t>
+        <w:t>Denna tillsynsbegäran behandlar höga naturvärden i avverkningsanmälan Tutvikskogens naturreservat i Haninge kommun som inkom 2026-07-22 och omfattar 194,2 ha.</w:t>
       </w:r>
     </w:p>
     <w:p>
@@ -2388,7 +2388,7 @@
     <w:r>
       <w:tab/>
       <w:tab/>
-      <w:t>2026-07-21</w:t>
+      <w:t>2026-07-22</w:t>
       <w:br/>
       <w:br/>
     </w:r>

--- a/tillsyn/Tutvikskogens naturreservat tillsynsbegäran.docx
+++ b/tillsyn/Tutvikskogens naturreservat tillsynsbegäran.docx
@@ -12,7 +12,7 @@
     </w:p>
     <w:p>
       <w:r>
-        <w:t>Denna tillsynsbegäran behandlar höga naturvärden i avverkningsanmälan Tutvikskogens naturreservat i Haninge kommun som inkom 2026-07-22 och omfattar 194,2 ha.</w:t>
+        <w:t>Denna tillsynsbegäran behandlar höga naturvärden i avverkningsanmälan Tutvikskogens naturreservat i Haninge kommun som inkom 2026-07-23 och omfattar 194,2 ha.</w:t>
       </w:r>
     </w:p>
     <w:p>
@@ -2388,7 +2388,7 @@
     <w:r>
       <w:tab/>
       <w:tab/>
-      <w:t>2026-07-22</w:t>
+      <w:t>2026-07-23</w:t>
       <w:br/>
       <w:br/>
     </w:r>

--- a/tillsyn/Tutvikskogens naturreservat tillsynsbegäran.docx
+++ b/tillsyn/Tutvikskogens naturreservat tillsynsbegäran.docx
@@ -12,7 +12,7 @@
     </w:p>
     <w:p>
       <w:r>
-        <w:t>Denna tillsynsbegäran behandlar höga naturvärden i avverkningsanmälan Tutvikskogens naturreservat i Haninge kommun som inkom 2026-07-23 och omfattar 194,2 ha.</w:t>
+        <w:t>Denna tillsynsbegäran behandlar höga naturvärden i avverkningsanmälan Tutvikskogens naturreservat i Haninge kommun som inkom 2026-07-24 och omfattar 194,2 ha.</w:t>
       </w:r>
     </w:p>
     <w:p>
@@ -2388,7 +2388,7 @@
     <w:r>
       <w:tab/>
       <w:tab/>
-      <w:t>2026-07-23</w:t>
+      <w:t>2026-07-24</w:t>
       <w:br/>
       <w:br/>
     </w:r>

--- a/tillsyn/Tutvikskogens naturreservat tillsynsbegäran.docx
+++ b/tillsyn/Tutvikskogens naturreservat tillsynsbegäran.docx
@@ -12,7 +12,7 @@
     </w:p>
     <w:p>
       <w:r>
-        <w:t>Denna tillsynsbegäran behandlar höga naturvärden i avverkningsanmälan Tutvikskogens naturreservat i Haninge kommun som inkom 2026-07-24 och omfattar 194,2 ha.</w:t>
+        <w:t>Denna tillsynsbegäran behandlar höga naturvärden i avverkningsanmälan Tutvikskogens naturreservat i Haninge kommun som inkom 2026-07-25 och omfattar 194,2 ha.</w:t>
       </w:r>
     </w:p>
     <w:p>
@@ -2388,7 +2388,7 @@
     <w:r>
       <w:tab/>
       <w:tab/>
-      <w:t>2026-07-24</w:t>
+      <w:t>2026-07-25</w:t>
       <w:br/>
       <w:br/>
     </w:r>

--- a/tillsyn/Tutvikskogens naturreservat tillsynsbegäran.docx
+++ b/tillsyn/Tutvikskogens naturreservat tillsynsbegäran.docx
@@ -12,7 +12,7 @@
     </w:p>
     <w:p>
       <w:r>
-        <w:t>Denna tillsynsbegäran behandlar höga naturvärden i avverkningsanmälan Tutvikskogens naturreservat i Haninge kommun som inkom 2026-07-25 och omfattar 194,2 ha.</w:t>
+        <w:t>Denna tillsynsbegäran behandlar höga naturvärden i avverkningsanmälan Tutvikskogens naturreservat i Haninge kommun som inkom 2026-07-26 och omfattar 194,2 ha.</w:t>
       </w:r>
     </w:p>
     <w:p>
@@ -2388,7 +2388,7 @@
     <w:r>
       <w:tab/>
       <w:tab/>
-      <w:t>2026-07-25</w:t>
+      <w:t>2026-07-26</w:t>
       <w:br/>
       <w:br/>
     </w:r>

--- a/tillsyn/Tutvikskogens naturreservat tillsynsbegäran.docx
+++ b/tillsyn/Tutvikskogens naturreservat tillsynsbegäran.docx
@@ -12,7 +12,7 @@
     </w:p>
     <w:p>
       <w:r>
-        <w:t>Denna tillsynsbegäran behandlar höga naturvärden i avverkningsanmälan Tutvikskogens naturreservat i Haninge kommun som inkom 2026-07-26 och omfattar 194,2 ha.</w:t>
+        <w:t>Denna tillsynsbegäran behandlar höga naturvärden i avverkningsanmälan Tutvikskogens naturreservat i Haninge kommun som inkom 2026-07-27 och omfattar 194,2 ha.</w:t>
       </w:r>
     </w:p>
     <w:p>
@@ -2388,7 +2388,7 @@
     <w:r>
       <w:tab/>
       <w:tab/>
-      <w:t>2026-07-26</w:t>
+      <w:t>2026-07-27</w:t>
       <w:br/>
       <w:br/>
     </w:r>

--- a/tillsyn/Tutvikskogens naturreservat tillsynsbegäran.docx
+++ b/tillsyn/Tutvikskogens naturreservat tillsynsbegäran.docx
@@ -12,7 +12,7 @@
     </w:p>
     <w:p>
       <w:r>
-        <w:t>Denna tillsynsbegäran behandlar höga naturvärden i avverkningsanmälan Tutvikskogens naturreservat i Haninge kommun som inkom 2026-07-27 och omfattar 194,2 ha.</w:t>
+        <w:t>Denna tillsynsbegäran behandlar höga naturvärden i avverkningsanmälan Tutvikskogens naturreservat i Haninge kommun som inkom 2026-07-28 och omfattar 194,2 ha.</w:t>
       </w:r>
     </w:p>
     <w:p>
@@ -2388,7 +2388,7 @@
     <w:r>
       <w:tab/>
       <w:tab/>
-      <w:t>2026-07-27</w:t>
+      <w:t>2026-07-28</w:t>
       <w:br/>
       <w:br/>
     </w:r>

--- a/tillsyn/Tutvikskogens naturreservat tillsynsbegäran.docx
+++ b/tillsyn/Tutvikskogens naturreservat tillsynsbegäran.docx
@@ -12,7 +12,7 @@
     </w:p>
     <w:p>
       <w:r>
-        <w:t>Denna tillsynsbegäran behandlar höga naturvärden i avverkningsanmälan Tutvikskogens naturreservat i Haninge kommun som inkom 2026-07-28 och omfattar 194,2 ha.</w:t>
+        <w:t>Denna tillsynsbegäran behandlar höga naturvärden i avverkningsanmälan Tutvikskogens naturreservat i Haninge kommun som inkom 2026-07-29 och omfattar 194,2 ha.</w:t>
       </w:r>
     </w:p>
     <w:p>
@@ -2388,7 +2388,7 @@
     <w:r>
       <w:tab/>
       <w:tab/>
-      <w:t>2026-07-28</w:t>
+      <w:t>2026-07-29</w:t>
       <w:br/>
       <w:br/>
     </w:r>

--- a/tillsyn/Tutvikskogens naturreservat tillsynsbegäran.docx
+++ b/tillsyn/Tutvikskogens naturreservat tillsynsbegäran.docx
@@ -12,7 +12,7 @@
     </w:p>
     <w:p>
       <w:r>
-        <w:t>Denna tillsynsbegäran behandlar höga naturvärden i avverkningsanmälan Tutvikskogens naturreservat i Haninge kommun som inkom 2026-07-29 och omfattar 194,2 ha.</w:t>
+        <w:t>Denna tillsynsbegäran behandlar höga naturvärden i avverkningsanmälan Tutvikskogens naturreservat i Haninge kommun som inkom 2026-07-30 och omfattar 194,2 ha.</w:t>
       </w:r>
     </w:p>
     <w:p>
@@ -2388,7 +2388,7 @@
     <w:r>
       <w:tab/>
       <w:tab/>
-      <w:t>2026-07-29</w:t>
+      <w:t>2026-07-30</w:t>
       <w:br/>
       <w:br/>
     </w:r>

--- a/tillsyn/Tutvikskogens naturreservat tillsynsbegäran.docx
+++ b/tillsyn/Tutvikskogens naturreservat tillsynsbegäran.docx
@@ -12,7 +12,7 @@
     </w:p>
     <w:p>
       <w:r>
-        <w:t>Denna tillsynsbegäran behandlar höga naturvärden i avverkningsanmälan Tutvikskogens naturreservat i Haninge kommun som inkom 2026-07-30 och omfattar 194,2 ha.</w:t>
+        <w:t>Denna tillsynsbegäran behandlar höga naturvärden i avverkningsanmälan Tutvikskogens naturreservat i Haninge kommun som inkom 2026-07-31 och omfattar 194,2 ha.</w:t>
       </w:r>
     </w:p>
     <w:p>
@@ -2388,7 +2388,7 @@
     <w:r>
       <w:tab/>
       <w:tab/>
-      <w:t>2026-07-30</w:t>
+      <w:t>2026-07-31</w:t>
       <w:br/>
       <w:br/>
     </w:r>

--- a/tillsyn/Tutvikskogens naturreservat tillsynsbegäran.docx
+++ b/tillsyn/Tutvikskogens naturreservat tillsynsbegäran.docx
@@ -12,7 +12,7 @@
     </w:p>
     <w:p>
       <w:r>
-        <w:t>Denna tillsynsbegäran behandlar höga naturvärden i avverkningsanmälan Tutvikskogens naturreservat i Haninge kommun som inkom 2026-07-31 och omfattar 194,2 ha.</w:t>
+        <w:t>Denna tillsynsbegäran behandlar höga naturvärden i avverkningsanmälan Tutvikskogens naturreservat i Haninge kommun som inkom 2026-08-01 och omfattar 194,2 ha.</w:t>
       </w:r>
     </w:p>
     <w:p>
@@ -2388,7 +2388,7 @@
     <w:r>
       <w:tab/>
       <w:tab/>
-      <w:t>2026-07-31</w:t>
+      <w:t>2026-08-01</w:t>
       <w:br/>
       <w:br/>
     </w:r>

--- a/tillsyn/Tutvikskogens naturreservat tillsynsbegäran.docx
+++ b/tillsyn/Tutvikskogens naturreservat tillsynsbegäran.docx
@@ -12,7 +12,7 @@
     </w:p>
     <w:p>
       <w:r>
-        <w:t>Denna tillsynsbegäran behandlar höga naturvärden i avverkningsanmälan Tutvikskogens naturreservat i Haninge kommun som inkom 2026-08-01 och omfattar 194,2 ha.</w:t>
+        <w:t>Denna tillsynsbegäran behandlar höga naturvärden i avverkningsanmälan Tutvikskogens naturreservat i Haninge kommun som inkom 2026-08-02 och omfattar 194,2 ha.</w:t>
       </w:r>
     </w:p>
     <w:p>
@@ -2388,7 +2388,7 @@
     <w:r>
       <w:tab/>
       <w:tab/>
-      <w:t>2026-08-01</w:t>
+      <w:t>2026-08-02</w:t>
       <w:br/>
       <w:br/>
     </w:r>

--- a/tillsyn/Tutvikskogens naturreservat tillsynsbegäran.docx
+++ b/tillsyn/Tutvikskogens naturreservat tillsynsbegäran.docx
@@ -12,7 +12,7 @@
     </w:p>
     <w:p>
       <w:r>
-        <w:t>Denna tillsynsbegäran behandlar höga naturvärden i avverkningsanmälan Tutvikskogens naturreservat i Haninge kommun som inkom 2026-08-02 och omfattar 194,2 ha.</w:t>
+        <w:t>Denna tillsynsbegäran behandlar höga naturvärden i avverkningsanmälan Tutvikskogens naturreservat i Haninge kommun som inkom 2026-08-03 och omfattar 194,2 ha.</w:t>
       </w:r>
     </w:p>
     <w:p>
@@ -2388,7 +2388,7 @@
     <w:r>
       <w:tab/>
       <w:tab/>
-      <w:t>2026-08-02</w:t>
+      <w:t>2026-08-03</w:t>
       <w:br/>
       <w:br/>
     </w:r>

--- a/tillsyn/Tutvikskogens naturreservat tillsynsbegäran.docx
+++ b/tillsyn/Tutvikskogens naturreservat tillsynsbegäran.docx
@@ -12,7 +12,7 @@
     </w:p>
     <w:p>
       <w:r>
-        <w:t>Denna tillsynsbegäran behandlar höga naturvärden i avverkningsanmälan Tutvikskogens naturreservat i Haninge kommun som inkom 2026-08-03 och omfattar 194,2 ha.</w:t>
+        <w:t>Denna tillsynsbegäran behandlar höga naturvärden i avverkningsanmälan Tutvikskogens naturreservat i Haninge kommun som inkom 2026-08-06 och omfattar 194,2 ha.</w:t>
       </w:r>
     </w:p>
     <w:p>
@@ -2388,7 +2388,7 @@
     <w:r>
       <w:tab/>
       <w:tab/>
-      <w:t>2026-08-03</w:t>
+      <w:t>2026-08-06</w:t>
       <w:br/>
       <w:br/>
     </w:r>

--- a/tillsyn/Tutvikskogens naturreservat tillsynsbegäran.docx
+++ b/tillsyn/Tutvikskogens naturreservat tillsynsbegäran.docx
@@ -12,7 +12,7 @@
     </w:p>
     <w:p>
       <w:r>
-        <w:t>Denna tillsynsbegäran behandlar höga naturvärden i avverkningsanmälan Tutvikskogens naturreservat i Haninge kommun som inkom 2026-08-06 och omfattar 194,2 ha.</w:t>
+        <w:t>Denna tillsynsbegäran behandlar höga naturvärden i avverkningsanmälan Tutvikskogens naturreservat i Haninge kommun som inkom 2026-08-07 och omfattar 194,2 ha.</w:t>
       </w:r>
     </w:p>
     <w:p>
@@ -2388,7 +2388,7 @@
     <w:r>
       <w:tab/>
       <w:tab/>
-      <w:t>2026-08-06</w:t>
+      <w:t>2026-08-07</w:t>
       <w:br/>
       <w:br/>
     </w:r>

--- a/tillsyn/Tutvikskogens naturreservat tillsynsbegäran.docx
+++ b/tillsyn/Tutvikskogens naturreservat tillsynsbegäran.docx
@@ -12,7 +12,7 @@
     </w:p>
     <w:p>
       <w:r>
-        <w:t>Denna tillsynsbegäran behandlar höga naturvärden i avverkningsanmälan Tutvikskogens naturreservat i Haninge kommun som inkom 2026-08-07 och omfattar 194,2 ha.</w:t>
+        <w:t>Denna tillsynsbegäran behandlar höga naturvärden i avverkningsanmälan Tutvikskogens naturreservat i Haninge kommun som inkom 2026-08-08 och omfattar 194,2 ha.</w:t>
       </w:r>
     </w:p>
     <w:p>
@@ -2388,7 +2388,7 @@
     <w:r>
       <w:tab/>
       <w:tab/>
-      <w:t>2026-08-07</w:t>
+      <w:t>2026-08-08</w:t>
       <w:br/>
       <w:br/>
     </w:r>

--- a/tillsyn/Tutvikskogens naturreservat tillsynsbegäran.docx
+++ b/tillsyn/Tutvikskogens naturreservat tillsynsbegäran.docx
@@ -12,7 +12,7 @@
     </w:p>
     <w:p>
       <w:r>
-        <w:t>Denna tillsynsbegäran behandlar höga naturvärden i avverkningsanmälan Tutvikskogens naturreservat i Haninge kommun som inkom 2026-08-08 och omfattar 194,2 ha.</w:t>
+        <w:t>Denna tillsynsbegäran behandlar höga naturvärden i avverkningsanmälan Tutvikskogens naturreservat i Haninge kommun som inkom 2026-08-09 och omfattar 194,2 ha.</w:t>
       </w:r>
     </w:p>
     <w:p>
@@ -2388,7 +2388,7 @@
     <w:r>
       <w:tab/>
       <w:tab/>
-      <w:t>2026-08-08</w:t>
+      <w:t>2026-08-09</w:t>
       <w:br/>
       <w:br/>
     </w:r>

--- a/tillsyn/Tutvikskogens naturreservat tillsynsbegäran.docx
+++ b/tillsyn/Tutvikskogens naturreservat tillsynsbegäran.docx
@@ -12,7 +12,7 @@
     </w:p>
     <w:p>
       <w:r>
-        <w:t>Denna tillsynsbegäran behandlar höga naturvärden i avverkningsanmälan Tutvikskogens naturreservat i Haninge kommun som inkom 2026-08-09 och omfattar 194,2 ha.</w:t>
+        <w:t>Denna tillsynsbegäran behandlar höga naturvärden i avverkningsanmälan Tutvikskogens naturreservat i Haninge kommun som inkom 2026-08-10 och omfattar 194,2 ha.</w:t>
       </w:r>
     </w:p>
     <w:p>
@@ -2388,7 +2388,7 @@
     <w:r>
       <w:tab/>
       <w:tab/>
-      <w:t>2026-08-09</w:t>
+      <w:t>2026-08-10</w:t>
       <w:br/>
       <w:br/>
     </w:r>

--- a/tillsyn/Tutvikskogens naturreservat tillsynsbegäran.docx
+++ b/tillsyn/Tutvikskogens naturreservat tillsynsbegäran.docx
@@ -12,7 +12,7 @@
     </w:p>
     <w:p>
       <w:r>
-        <w:t>Denna tillsynsbegäran behandlar höga naturvärden i avverkningsanmälan Tutvikskogens naturreservat i Haninge kommun som inkom 2026-08-10 och omfattar 194,2 ha.</w:t>
+        <w:t>Denna tillsynsbegäran behandlar höga naturvärden i avverkningsanmälan Tutvikskogens naturreservat i Haninge kommun som inkom 2026-08-11 och omfattar 194,2 ha.</w:t>
       </w:r>
     </w:p>
     <w:p>
@@ -2388,7 +2388,7 @@
     <w:r>
       <w:tab/>
       <w:tab/>
-      <w:t>2026-08-10</w:t>
+      <w:t>2026-08-11</w:t>
       <w:br/>
       <w:br/>
     </w:r>

--- a/tillsyn/Tutvikskogens naturreservat tillsynsbegäran.docx
+++ b/tillsyn/Tutvikskogens naturreservat tillsynsbegäran.docx
@@ -12,7 +12,7 @@
     </w:p>
     <w:p>
       <w:r>
-        <w:t>Denna tillsynsbegäran behandlar höga naturvärden i avverkningsanmälan Tutvikskogens naturreservat i Haninge kommun som inkom 2026-08-11 och omfattar 194,2 ha.</w:t>
+        <w:t>Denna tillsynsbegäran behandlar höga naturvärden i avverkningsanmälan Tutvikskogens naturreservat i Haninge kommun som inkom 2026-08-12 och omfattar 194,2 ha.</w:t>
       </w:r>
     </w:p>
     <w:p>
@@ -2388,7 +2388,7 @@
     <w:r>
       <w:tab/>
       <w:tab/>
-      <w:t>2026-08-11</w:t>
+      <w:t>2026-08-12</w:t>
       <w:br/>
       <w:br/>
     </w:r>

--- a/tillsyn/Tutvikskogens naturreservat tillsynsbegäran.docx
+++ b/tillsyn/Tutvikskogens naturreservat tillsynsbegäran.docx
@@ -12,7 +12,7 @@
     </w:p>
     <w:p>
       <w:r>
-        <w:t>Denna tillsynsbegäran behandlar höga naturvärden i avverkningsanmälan Tutvikskogens naturreservat i Haninge kommun som inkom 2026-08-12 och omfattar 194,2 ha.</w:t>
+        <w:t>Denna tillsynsbegäran behandlar höga naturvärden i avverkningsanmälan Tutvikskogens naturreservat i Haninge kommun som inkom 2026-08-13 och omfattar 194,2 ha.</w:t>
       </w:r>
     </w:p>
     <w:p>
@@ -2388,7 +2388,7 @@
     <w:r>
       <w:tab/>
       <w:tab/>
-      <w:t>2026-08-12</w:t>
+      <w:t>2026-08-13</w:t>
       <w:br/>
       <w:br/>
     </w:r>

--- a/tillsyn/Tutvikskogens naturreservat tillsynsbegäran.docx
+++ b/tillsyn/Tutvikskogens naturreservat tillsynsbegäran.docx
@@ -12,7 +12,7 @@
     </w:p>
     <w:p>
       <w:r>
-        <w:t>Denna tillsynsbegäran behandlar höga naturvärden i avverkningsanmälan Tutvikskogens naturreservat i Haninge kommun som inkom 2026-08-13 och omfattar 194,2 ha.</w:t>
+        <w:t>Denna tillsynsbegäran behandlar höga naturvärden i avverkningsanmälan Tutvikskogens naturreservat i Haninge kommun som inkom 2026-08-14 och omfattar 194,2 ha.</w:t>
       </w:r>
     </w:p>
     <w:p>
@@ -2388,7 +2388,7 @@
     <w:r>
       <w:tab/>
       <w:tab/>
-      <w:t>2026-08-13</w:t>
+      <w:t>2026-08-14</w:t>
       <w:br/>
       <w:br/>
     </w:r>

--- a/tillsyn/Tutvikskogens naturreservat tillsynsbegäran.docx
+++ b/tillsyn/Tutvikskogens naturreservat tillsynsbegäran.docx
@@ -12,7 +12,7 @@
     </w:p>
     <w:p>
       <w:r>
-        <w:t>Denna tillsynsbegäran behandlar höga naturvärden i avverkningsanmälan Tutvikskogens naturreservat i Haninge kommun som inkom 2026-08-14 och omfattar 194,2 ha.</w:t>
+        <w:t>Denna tillsynsbegäran behandlar höga naturvärden i avverkningsanmälan Tutvikskogens naturreservat i Haninge kommun som inkom 2026-08-15 och omfattar 194,2 ha.</w:t>
       </w:r>
     </w:p>
     <w:p>
@@ -60,7 +60,7 @@
         <w:spacing w:after="240"/>
       </w:pPr>
       <w:r>
-        <w:t>Figur 1. Fyndplatser för naturvårdsarter i och inom 15 meter från avverkningsanmälan. Markörer utan svart kant är placerade på fyndplatsen. Markörer med svart kant är placerade vid sidan av fyndplatsen har ett svart streck som visar fyndplatsens exakta position. Kartans mittpunktskoordinat är N 6567361, E 685071 i SWEREF 99 TM.</w:t>
+        <w:t>Figur 1. Fyndplatser för naturvårdsarter i och inom 15 meter från avverkningsanmälan. Markörer utan svart kant är placerade på fyndplatsen. Markörer med svart kant är placerade vid sidan av fyndplatsen och har ett svart streck som visar fyndplatsens exakta position. Kartans mittpunktskoordinat är N 6567361, E 685071 i SWEREF 99 TM.</w:t>
       </w:r>
     </w:p>
     <w:p>
@@ -2388,7 +2388,7 @@
     <w:r>
       <w:tab/>
       <w:tab/>
-      <w:t>2026-08-14</w:t>
+      <w:t>2026-08-15</w:t>
       <w:br/>
       <w:br/>
     </w:r>

--- a/tillsyn/Tutvikskogens naturreservat tillsynsbegäran.docx
+++ b/tillsyn/Tutvikskogens naturreservat tillsynsbegäran.docx
@@ -12,7 +12,7 @@
     </w:p>
     <w:p>
       <w:r>
-        <w:t>Denna tillsynsbegäran behandlar höga naturvärden i avverkningsanmälan Tutvikskogens naturreservat i Haninge kommun som inkom 2026-08-15 och omfattar 194,2 ha.</w:t>
+        <w:t>Denna tillsynsbegäran behandlar höga naturvärden i avverkningsanmälan Tutvikskogens naturreservat i Haninge kommun som inkom 2026-08-16 och omfattar 194,2 ha.</w:t>
       </w:r>
     </w:p>
     <w:p>
@@ -2388,7 +2388,7 @@
     <w:r>
       <w:tab/>
       <w:tab/>
-      <w:t>2026-08-15</w:t>
+      <w:t>2026-08-16</w:t>
       <w:br/>
       <w:br/>
     </w:r>

--- a/tillsyn/Tutvikskogens naturreservat tillsynsbegäran.docx
+++ b/tillsyn/Tutvikskogens naturreservat tillsynsbegäran.docx
@@ -12,7 +12,7 @@
     </w:p>
     <w:p>
       <w:r>
-        <w:t>Denna tillsynsbegäran behandlar höga naturvärden i avverkningsanmälan Tutvikskogens naturreservat i Haninge kommun som inkom 2026-08-16 och omfattar 194,2 ha.</w:t>
+        <w:t>Denna tillsynsbegäran behandlar höga naturvärden i avverkningsanmälan Tutvikskogens naturreservat i Haninge kommun som inkom 2026-08-17 och omfattar 194,2 ha.</w:t>
       </w:r>
     </w:p>
     <w:p>
@@ -2388,7 +2388,7 @@
     <w:r>
       <w:tab/>
       <w:tab/>
-      <w:t>2026-08-16</w:t>
+      <w:t>2026-08-17</w:t>
       <w:br/>
       <w:br/>
     </w:r>

--- a/tillsyn/Tutvikskogens naturreservat tillsynsbegäran.docx
+++ b/tillsyn/Tutvikskogens naturreservat tillsynsbegäran.docx
@@ -12,7 +12,7 @@
     </w:p>
     <w:p>
       <w:r>
-        <w:t>Denna tillsynsbegäran behandlar höga naturvärden i avverkningsanmälan Tutvikskogens naturreservat i Haninge kommun som inkom 2026-08-17 och omfattar 194,2 ha.</w:t>
+        <w:t>Denna tillsynsbegäran behandlar höga naturvärden i avverkningsanmälan Tutvikskogens naturreservat i Haninge kommun som inkom 2026-08-18 och omfattar 194,2 ha.</w:t>
       </w:r>
     </w:p>
     <w:p>
@@ -2388,7 +2388,7 @@
     <w:r>
       <w:tab/>
       <w:tab/>
-      <w:t>2026-08-17</w:t>
+      <w:t>2026-08-18</w:t>
       <w:br/>
       <w:br/>
     </w:r>

--- a/tillsyn/Tutvikskogens naturreservat tillsynsbegäran.docx
+++ b/tillsyn/Tutvikskogens naturreservat tillsynsbegäran.docx
@@ -12,7 +12,7 @@
     </w:p>
     <w:p>
       <w:r>
-        <w:t>Denna tillsynsbegäran behandlar höga naturvärden i avverkningsanmälan Tutvikskogens naturreservat i Haninge kommun som inkom 2026-08-18 och omfattar 194,2 ha.</w:t>
+        <w:t>Denna tillsynsbegäran behandlar höga naturvärden i avverkningsanmälan Tutvikskogens naturreservat i Haninge kommun som inkom 2026-08-19 och omfattar 194,2 ha.</w:t>
       </w:r>
     </w:p>
     <w:p>
@@ -2388,7 +2388,7 @@
     <w:r>
       <w:tab/>
       <w:tab/>
-      <w:t>2026-08-18</w:t>
+      <w:t>2026-08-19</w:t>
       <w:br/>
       <w:br/>
     </w:r>

--- a/tillsyn/Tutvikskogens naturreservat tillsynsbegäran.docx
+++ b/tillsyn/Tutvikskogens naturreservat tillsynsbegäran.docx
@@ -12,7 +12,7 @@
     </w:p>
     <w:p>
       <w:r>
-        <w:t>Denna tillsynsbegäran behandlar höga naturvärden i avverkningsanmälan Tutvikskogens naturreservat i Haninge kommun som inkom 2026-08-19 och omfattar 194,2 ha.</w:t>
+        <w:t>Denna tillsynsbegäran behandlar höga naturvärden i avverkningsanmälan Tutvikskogens naturreservat i Haninge kommun som inkom 2026-08-20 och omfattar 194,2 ha.</w:t>
       </w:r>
     </w:p>
     <w:p>
@@ -2388,7 +2388,7 @@
     <w:r>
       <w:tab/>
       <w:tab/>
-      <w:t>2026-08-19</w:t>
+      <w:t>2026-08-20</w:t>
       <w:br/>
       <w:br/>
     </w:r>

--- a/tillsyn/Tutvikskogens naturreservat tillsynsbegäran.docx
+++ b/tillsyn/Tutvikskogens naturreservat tillsynsbegäran.docx
@@ -12,7 +12,7 @@
     </w:p>
     <w:p>
       <w:r>
-        <w:t>Denna tillsynsbegäran behandlar höga naturvärden i avverkningsanmälan Tutvikskogens naturreservat i Haninge kommun som inkom 2026-08-20 och omfattar 194,2 ha.</w:t>
+        <w:t>Denna tillsynsbegäran behandlar höga naturvärden i avverkningsanmälan Tutvikskogens naturreservat i Haninge kommun som inkom 2026-08-21 och omfattar 194,2 ha.</w:t>
       </w:r>
     </w:p>
     <w:p>
@@ -2388,7 +2388,7 @@
     <w:r>
       <w:tab/>
       <w:tab/>
-      <w:t>2026-08-20</w:t>
+      <w:t>2026-08-21</w:t>
       <w:br/>
       <w:br/>
     </w:r>

--- a/tillsyn/Tutvikskogens naturreservat tillsynsbegäran.docx
+++ b/tillsyn/Tutvikskogens naturreservat tillsynsbegäran.docx
@@ -12,7 +12,7 @@
     </w:p>
     <w:p>
       <w:r>
-        <w:t>Denna tillsynsbegäran behandlar höga naturvärden i avverkningsanmälan Tutvikskogens naturreservat i Haninge kommun som inkom 2026-08-21 och omfattar 194,2 ha.</w:t>
+        <w:t>Denna tillsynsbegäran behandlar höga naturvärden i avverkningsanmälan Tutvikskogens naturreservat i Haninge kommun som inkom 2026-08-22 och omfattar 194,2 ha.</w:t>
       </w:r>
     </w:p>
     <w:p>
@@ -2388,7 +2388,7 @@
     <w:r>
       <w:tab/>
       <w:tab/>
-      <w:t>2026-08-21</w:t>
+      <w:t>2026-08-22</w:t>
       <w:br/>
       <w:br/>
     </w:r>

--- a/tillsyn/Tutvikskogens naturreservat tillsynsbegäran.docx
+++ b/tillsyn/Tutvikskogens naturreservat tillsynsbegäran.docx
@@ -12,7 +12,7 @@
     </w:p>
     <w:p>
       <w:r>
-        <w:t>Denna tillsynsbegäran behandlar höga naturvärden i avverkningsanmälan Tutvikskogens naturreservat i Haninge kommun som inkom 2026-08-22 och omfattar 194,2 ha.</w:t>
+        <w:t>Denna tillsynsbegäran behandlar höga naturvärden i avverkningsanmälan Tutvikskogens naturreservat i Haninge kommun som inkom 2026-08-23 och omfattar 194,2 ha.</w:t>
       </w:r>
     </w:p>
     <w:p>
@@ -2388,7 +2388,7 @@
     <w:r>
       <w:tab/>
       <w:tab/>
-      <w:t>2026-08-22</w:t>
+      <w:t>2026-08-23</w:t>
       <w:br/>
       <w:br/>
     </w:r>

--- a/tillsyn/Tutvikskogens naturreservat tillsynsbegäran.docx
+++ b/tillsyn/Tutvikskogens naturreservat tillsynsbegäran.docx
@@ -12,7 +12,7 @@
     </w:p>
     <w:p>
       <w:r>
-        <w:t>Denna tillsynsbegäran behandlar höga naturvärden i avverkningsanmälan Tutvikskogens naturreservat i Haninge kommun som inkom 2026-08-23 och omfattar 194,2 ha.</w:t>
+        <w:t>Denna tillsynsbegäran behandlar höga naturvärden i avverkningsanmälan Tutvikskogens naturreservat i Haninge kommun som inkom 2026-08-24 och omfattar 194,2 ha.</w:t>
       </w:r>
     </w:p>
     <w:p>
@@ -2388,7 +2388,7 @@
     <w:r>
       <w:tab/>
       <w:tab/>
-      <w:t>2026-08-23</w:t>
+      <w:t>2026-08-24</w:t>
       <w:br/>
       <w:br/>
     </w:r>

--- a/tillsyn/Tutvikskogens naturreservat tillsynsbegäran.docx
+++ b/tillsyn/Tutvikskogens naturreservat tillsynsbegäran.docx
@@ -12,7 +12,7 @@
     </w:p>
     <w:p>
       <w:r>
-        <w:t>Denna tillsynsbegäran behandlar höga naturvärden i avverkningsanmälan Tutvikskogens naturreservat i Haninge kommun som inkom 2026-08-24 och omfattar 194,2 ha.</w:t>
+        <w:t>Denna tillsynsbegäran behandlar höga naturvärden i avverkningsanmälan Tutvikskogens naturreservat i Haninge kommun som inkom 2026-08-25 och omfattar 194,2 ha.</w:t>
       </w:r>
     </w:p>
     <w:p>
@@ -2388,7 +2388,7 @@
     <w:r>
       <w:tab/>
       <w:tab/>
-      <w:t>2026-08-24</w:t>
+      <w:t>2026-08-25</w:t>
       <w:br/>
       <w:br/>
     </w:r>

--- a/tillsyn/Tutvikskogens naturreservat tillsynsbegäran.docx
+++ b/tillsyn/Tutvikskogens naturreservat tillsynsbegäran.docx
@@ -12,7 +12,7 @@
     </w:p>
     <w:p>
       <w:r>
-        <w:t>Denna tillsynsbegäran behandlar höga naturvärden i avverkningsanmälan Tutvikskogens naturreservat i Haninge kommun som inkom 2026-08-25 och omfattar 194,2 ha.</w:t>
+        <w:t>Denna tillsynsbegäran behandlar höga naturvärden i avverkningsanmälan Tutvikskogens naturreservat i Haninge kommun som inkom 2026-08-26 och omfattar 194,2 ha.</w:t>
       </w:r>
     </w:p>
     <w:p>
@@ -2388,7 +2388,7 @@
     <w:r>
       <w:tab/>
       <w:tab/>
-      <w:t>2026-08-25</w:t>
+      <w:t>2026-08-26</w:t>
       <w:br/>
       <w:br/>
     </w:r>

--- a/tillsyn/Tutvikskogens naturreservat tillsynsbegäran.docx
+++ b/tillsyn/Tutvikskogens naturreservat tillsynsbegäran.docx
@@ -12,7 +12,7 @@
     </w:p>
     <w:p>
       <w:r>
-        <w:t>Denna tillsynsbegäran behandlar höga naturvärden i avverkningsanmälan Tutvikskogens naturreservat i Haninge kommun som inkom 2026-08-26 och omfattar 194,2 ha.</w:t>
+        <w:t>Denna tillsynsbegäran behandlar höga naturvärden i avverkningsanmälan Tutvikskogens naturreservat i Haninge kommun som inkom 2026-08-27 och omfattar 194,2 ha.</w:t>
       </w:r>
     </w:p>
     <w:p>
@@ -2388,7 +2388,7 @@
     <w:r>
       <w:tab/>
       <w:tab/>
-      <w:t>2026-08-26</w:t>
+      <w:t>2026-08-27</w:t>
       <w:br/>
       <w:br/>
     </w:r>

--- a/tillsyn/Tutvikskogens naturreservat tillsynsbegäran.docx
+++ b/tillsyn/Tutvikskogens naturreservat tillsynsbegäran.docx
@@ -12,7 +12,7 @@
     </w:p>
     <w:p>
       <w:r>
-        <w:t>Denna tillsynsbegäran behandlar höga naturvärden i avverkningsanmälan Tutvikskogens naturreservat i Haninge kommun som inkom 2026-08-27 och omfattar 194,2 ha.</w:t>
+        <w:t>Denna tillsynsbegäran behandlar höga naturvärden i avverkningsanmälan Tutvikskogens naturreservat i Haninge kommun som inkom 2026-08-28 och omfattar 194,2 ha.</w:t>
       </w:r>
     </w:p>
     <w:p>
@@ -2388,7 +2388,7 @@
     <w:r>
       <w:tab/>
       <w:tab/>
-      <w:t>2026-08-27</w:t>
+      <w:t>2026-08-28</w:t>
       <w:br/>
       <w:br/>
     </w:r>

--- a/tillsyn/Tutvikskogens naturreservat tillsynsbegäran.docx
+++ b/tillsyn/Tutvikskogens naturreservat tillsynsbegäran.docx
@@ -12,7 +12,7 @@
     </w:p>
     <w:p>
       <w:r>
-        <w:t>Denna tillsynsbegäran behandlar höga naturvärden i avverkningsanmälan Tutvikskogens naturreservat i Haninge kommun som inkom 2026-08-28 och omfattar 194,2 ha.</w:t>
+        <w:t>Denna tillsynsbegäran behandlar höga naturvärden i avverkningsanmälan Tutvikskogens naturreservat i Haninge kommun som inkom 2026-08-29 och omfattar 194,2 ha.</w:t>
       </w:r>
     </w:p>
     <w:p>
@@ -2388,7 +2388,7 @@
     <w:r>
       <w:tab/>
       <w:tab/>
-      <w:t>2026-08-28</w:t>
+      <w:t>2026-08-29</w:t>
       <w:br/>
       <w:br/>
     </w:r>

--- a/tillsyn/Tutvikskogens naturreservat tillsynsbegäran.docx
+++ b/tillsyn/Tutvikskogens naturreservat tillsynsbegäran.docx
@@ -12,7 +12,7 @@
     </w:p>
     <w:p>
       <w:r>
-        <w:t>Denna tillsynsbegäran behandlar höga naturvärden i avverkningsanmälan Tutvikskogens naturreservat i Haninge kommun som inkom 2026-08-29 och omfattar 194,2 ha.</w:t>
+        <w:t>Denna tillsynsbegäran behandlar höga naturvärden i avverkningsanmälan Tutvikskogens naturreservat i Haninge kommun som inkom 2026-08-31 och omfattar 194,2 ha.</w:t>
       </w:r>
     </w:p>
     <w:p>
@@ -2388,7 +2388,7 @@
     <w:r>
       <w:tab/>
       <w:tab/>
-      <w:t>2026-08-29</w:t>
+      <w:t>2026-08-31</w:t>
       <w:br/>
       <w:br/>
     </w:r>

--- a/tillsyn/Tutvikskogens naturreservat tillsynsbegäran.docx
+++ b/tillsyn/Tutvikskogens naturreservat tillsynsbegäran.docx
@@ -12,7 +12,7 @@
     </w:p>
     <w:p>
       <w:r>
-        <w:t>Denna tillsynsbegäran behandlar höga naturvärden i avverkningsanmälan Tutvikskogens naturreservat i Haninge kommun som inkom 2026-08-31 och omfattar 194,2 ha.</w:t>
+        <w:t>Denna tillsynsbegäran behandlar höga naturvärden i avverkningsanmälan Tutvikskogens naturreservat i Haninge kommun som inkom 2026-09-01 och omfattar 194,2 ha.</w:t>
       </w:r>
     </w:p>
     <w:p>
@@ -2388,7 +2388,7 @@
     <w:r>
       <w:tab/>
       <w:tab/>
-      <w:t>2026-08-31</w:t>
+      <w:t>2026-09-01</w:t>
       <w:br/>
       <w:br/>
     </w:r>

--- a/tillsyn/Tutvikskogens naturreservat tillsynsbegäran.docx
+++ b/tillsyn/Tutvikskogens naturreservat tillsynsbegäran.docx
@@ -12,7 +12,7 @@
     </w:p>
     <w:p>
       <w:r>
-        <w:t>Denna tillsynsbegäran behandlar höga naturvärden i avverkningsanmälan Tutvikskogens naturreservat i Haninge kommun som inkom 2026-09-01 och omfattar 194,2 ha.</w:t>
+        <w:t>Denna tillsynsbegäran behandlar höga naturvärden i avverkningsanmälan Tutvikskogens naturreservat i Haninge kommun som inkom 2026-09-02 och omfattar 194,2 ha.</w:t>
       </w:r>
     </w:p>
     <w:p>
@@ -2388,7 +2388,7 @@
     <w:r>
       <w:tab/>
       <w:tab/>
-      <w:t>2026-09-01</w:t>
+      <w:t>2026-09-02</w:t>
       <w:br/>
       <w:br/>
     </w:r>

--- a/tillsyn/Tutvikskogens naturreservat tillsynsbegäran.docx
+++ b/tillsyn/Tutvikskogens naturreservat tillsynsbegäran.docx
@@ -12,7 +12,7 @@
     </w:p>
     <w:p>
       <w:r>
-        <w:t>Denna tillsynsbegäran behandlar höga naturvärden i avverkningsanmälan Tutvikskogens naturreservat i Haninge kommun som inkom 2026-09-02 och omfattar 194,2 ha.</w:t>
+        <w:t>Denna tillsynsbegäran behandlar höga naturvärden i avverkningsanmälan Tutvikskogens naturreservat i Haninge kommun som inkom 2026-09-03 och omfattar 194,2 ha.</w:t>
       </w:r>
     </w:p>
     <w:p>
@@ -2388,7 +2388,7 @@
     <w:r>
       <w:tab/>
       <w:tab/>
-      <w:t>2026-09-02</w:t>
+      <w:t>2026-09-03</w:t>
       <w:br/>
       <w:br/>
     </w:r>

--- a/tillsyn/Tutvikskogens naturreservat tillsynsbegäran.docx
+++ b/tillsyn/Tutvikskogens naturreservat tillsynsbegäran.docx
@@ -12,7 +12,7 @@
     </w:p>
     <w:p>
       <w:r>
-        <w:t>Denna tillsynsbegäran behandlar höga naturvärden i avverkningsanmälan Tutvikskogens naturreservat i Haninge kommun som inkom 2026-09-03 och omfattar 194,2 ha.</w:t>
+        <w:t>Denna tillsynsbegäran behandlar höga naturvärden i avverkningsanmälan Tutvikskogens naturreservat i Haninge kommun som inkom 2026-09-04 och omfattar 194,2 ha.</w:t>
       </w:r>
     </w:p>
     <w:p>
@@ -2388,7 +2388,7 @@
     <w:r>
       <w:tab/>
       <w:tab/>
-      <w:t>2026-09-03</w:t>
+      <w:t>2026-09-04</w:t>
       <w:br/>
       <w:br/>
     </w:r>

--- a/tillsyn/Tutvikskogens naturreservat tillsynsbegäran.docx
+++ b/tillsyn/Tutvikskogens naturreservat tillsynsbegäran.docx
@@ -12,7 +12,7 @@
     </w:p>
     <w:p>
       <w:r>
-        <w:t>Denna tillsynsbegäran behandlar höga naturvärden i avverkningsanmälan Tutvikskogens naturreservat i Haninge kommun som inkom 2026-09-04 och omfattar 194,2 ha.</w:t>
+        <w:t>Denna tillsynsbegäran behandlar höga naturvärden i avverkningsanmälan Tutvikskogens naturreservat i Haninge kommun som inkom 2026-09-05 och omfattar 194,2 ha.</w:t>
       </w:r>
     </w:p>
     <w:p>
@@ -2388,7 +2388,7 @@
     <w:r>
       <w:tab/>
       <w:tab/>
-      <w:t>2026-09-04</w:t>
+      <w:t>2026-09-05</w:t>
       <w:br/>
       <w:br/>
     </w:r>

--- a/tillsyn/Tutvikskogens naturreservat tillsynsbegäran.docx
+++ b/tillsyn/Tutvikskogens naturreservat tillsynsbegäran.docx
@@ -12,7 +12,7 @@
     </w:p>
     <w:p>
       <w:r>
-        <w:t>Denna tillsynsbegäran behandlar höga naturvärden i avverkningsanmälan Tutvikskogens naturreservat i Haninge kommun som inkom 2026-09-05 och omfattar 194,2 ha.</w:t>
+        <w:t>Denna tillsynsbegäran behandlar höga naturvärden i avverkningsanmälan Tutvikskogens naturreservat i Haninge kommun som inkom 2026-09-06 och omfattar 194,2 ha.</w:t>
       </w:r>
     </w:p>
     <w:p>
@@ -2388,7 +2388,7 @@
     <w:r>
       <w:tab/>
       <w:tab/>
-      <w:t>2026-09-05</w:t>
+      <w:t>2026-09-06</w:t>
       <w:br/>
       <w:br/>
     </w:r>

--- a/tillsyn/Tutvikskogens naturreservat tillsynsbegäran.docx
+++ b/tillsyn/Tutvikskogens naturreservat tillsynsbegäran.docx
@@ -12,7 +12,7 @@
     </w:p>
     <w:p>
       <w:r>
-        <w:t>Denna tillsynsbegäran behandlar höga naturvärden i avverkningsanmälan Tutvikskogens naturreservat i Haninge kommun som inkom 2026-09-06 och omfattar 194,2 ha.</w:t>
+        <w:t>Denna tillsynsbegäran behandlar höga naturvärden i avverkningsanmälan Tutvikskogens naturreservat i Haninge kommun som inkom 2026-09-07 och omfattar 194,2 ha.</w:t>
       </w:r>
     </w:p>
     <w:p>
@@ -2388,7 +2388,7 @@
     <w:r>
       <w:tab/>
       <w:tab/>
-      <w:t>2026-09-06</w:t>
+      <w:t>2026-09-07</w:t>
       <w:br/>
       <w:br/>
     </w:r>
